--- a/internal_doc/03.开发设计/Story-sdb_fdw访问计划优化-1.docx
+++ b/internal_doc/03.开发设计/Story-sdb_fdw访问计划优化-1.docx
@@ -161,11 +161,6 @@
       </w:r>
     </w:p>
     <w:p>
-      <w:pPr>
-        <w:rPr>
-          <w:rFonts w:hint="eastAsia"/>
-        </w:rPr>
-      </w:pPr>
       <w:r>
         <w:rPr>
           <w:rFonts w:hint="eastAsia"/>
@@ -410,12 +405,6 @@
       </w:r>
     </w:p>
     <w:p>
-      <w:r>
-        <w:rPr>
-          <w:rFonts w:hint="eastAsia"/>
-          <w:noProof/>
-        </w:rPr>
-      </w:r>
       <w:r>
         <w:pict>
           <v:group id="_x0000_s1028" editas="canvas" style="width:282.55pt;height:114.3pt;mso-position-horizontal-relative:char;mso-position-vertical-relative:line" coordorigin="2157,1843" coordsize="5651,2286">
@@ -474,7 +463,6 @@
                     <w:pPr>
                       <w:ind w:left="0"/>
                       <w:rPr>
-                        <w:rFonts w:hint="eastAsia"/>
                         <w:color w:val="FF0000"/>
                         <w:sz w:val="11"/>
                       </w:rPr>
@@ -530,9 +518,6 @@
     <w:p>
       <w:pPr>
         <w:pStyle w:val="Heading3"/>
-        <w:rPr>
-          <w:rFonts w:hint="eastAsia"/>
-        </w:rPr>
       </w:pPr>
       <w:r>
         <w:rPr>
@@ -548,11 +533,6 @@
       </w:r>
     </w:p>
     <w:p>
-      <w:pPr>
-        <w:rPr>
-          <w:rFonts w:hint="eastAsia"/>
-        </w:rPr>
-      </w:pPr>
       <w:r>
         <w:rPr>
           <w:rFonts w:hint="eastAsia"/>
@@ -599,9 +579,6 @@
     <w:p>
       <w:pPr>
         <w:ind w:leftChars="170" w:firstLineChars="400" w:firstLine="840"/>
-        <w:rPr>
-          <w:rFonts w:hint="eastAsia"/>
-        </w:rPr>
       </w:pPr>
       <w:r>
         <w:t>db.cs.lineitem.createIndex("idx_l_orderkey", {l_orderkey:1})</w:t>
@@ -610,17 +587,11 @@
     <w:p>
       <w:pPr>
         <w:ind w:left="0"/>
-        <w:rPr>
-          <w:rFonts w:hint="eastAsia"/>
-        </w:rPr>
       </w:pPr>
     </w:p>
     <w:p>
       <w:pPr>
         <w:ind w:left="0"/>
-        <w:rPr>
-          <w:rFonts w:hint="eastAsia"/>
-        </w:rPr>
       </w:pPr>
       <w:r>
         <w:rPr>
@@ -657,7 +628,6 @@
     <w:p>
       <w:pPr>
         <w:rPr>
-          <w:rFonts w:hint="eastAsia"/>
           <w:sz w:val="18"/>
         </w:rPr>
       </w:pPr>
@@ -665,7 +635,6 @@
     <w:p>
       <w:pPr>
         <w:rPr>
-          <w:rFonts w:hint="eastAsia"/>
           <w:sz w:val="18"/>
         </w:rPr>
       </w:pPr>
@@ -694,7 +663,6 @@
     <w:p>
       <w:pPr>
         <w:rPr>
-          <w:rFonts w:hint="eastAsia"/>
           <w:sz w:val="18"/>
         </w:rPr>
       </w:pPr>
@@ -702,9 +670,6 @@
     <w:p>
       <w:pPr>
         <w:pStyle w:val="Heading3"/>
-        <w:rPr>
-          <w:rFonts w:hint="eastAsia"/>
-        </w:rPr>
       </w:pPr>
       <w:r>
         <w:rPr>
@@ -722,7 +687,6 @@
     <w:p>
       <w:pPr>
         <w:rPr>
-          <w:rFonts w:hint="eastAsia"/>
           <w:sz w:val="18"/>
         </w:rPr>
       </w:pPr>
@@ -835,7 +799,6 @@
     <w:p>
       <w:pPr>
         <w:rPr>
-          <w:rFonts w:hint="eastAsia"/>
           <w:sz w:val="18"/>
         </w:rPr>
       </w:pPr>
@@ -843,7 +806,6 @@
     <w:p>
       <w:pPr>
         <w:rPr>
-          <w:rFonts w:hint="eastAsia"/>
           <w:sz w:val="18"/>
         </w:rPr>
       </w:pPr>
@@ -953,7 +915,6 @@
     <w:p>
       <w:pPr>
         <w:rPr>
-          <w:rFonts w:hint="eastAsia"/>
           <w:sz w:val="18"/>
         </w:rPr>
       </w:pPr>
@@ -1019,7 +980,6 @@
     <w:p>
       <w:pPr>
         <w:rPr>
-          <w:rFonts w:hint="eastAsia"/>
           <w:sz w:val="18"/>
         </w:rPr>
       </w:pPr>
@@ -1294,7 +1254,157 @@
                 <w:numId w:val="3"/>
               </w:numPr>
               <w:ind w:firstLineChars="0"/>
-            </w:pPr>
+              <w:rPr>
+                <w:rFonts w:hint="eastAsia"/>
+              </w:rPr>
+            </w:pPr>
+            <w:r>
+              <w:rPr>
+                <w:rFonts w:hint="eastAsia"/>
+              </w:rPr>
+              <w:t>在</w:t>
+            </w:r>
+            <w:r>
+              <w:rPr>
+                <w:rFonts w:hint="eastAsia"/>
+              </w:rPr>
+              <w:t>SequoiaDB</w:t>
+            </w:r>
+            <w:r>
+              <w:rPr>
+                <w:rFonts w:hint="eastAsia"/>
+              </w:rPr>
+              <w:t>中创建</w:t>
+            </w:r>
+            <w:r>
+              <w:rPr>
+                <w:rFonts w:hint="eastAsia"/>
+              </w:rPr>
+              <w:t>orders</w:t>
+            </w:r>
+            <w:r>
+              <w:rPr>
+                <w:rFonts w:hint="eastAsia"/>
+              </w:rPr>
+              <w:t>、</w:t>
+            </w:r>
+            <w:r>
+              <w:rPr>
+                <w:rFonts w:hint="eastAsia"/>
+              </w:rPr>
+              <w:t>lineitem</w:t>
+            </w:r>
+            <w:r>
+              <w:rPr>
+                <w:rFonts w:hint="eastAsia"/>
+              </w:rPr>
+              <w:t>表，并</w:t>
+            </w:r>
+            <w:r>
+              <w:rPr>
+                <w:rFonts w:hint="eastAsia"/>
+              </w:rPr>
+              <w:t>对</w:t>
+            </w:r>
+            <w:r>
+              <w:rPr>
+                <w:rFonts w:hint="eastAsia"/>
+              </w:rPr>
+              <w:t>lineitem</w:t>
+            </w:r>
+            <w:r>
+              <w:rPr>
+                <w:rFonts w:hint="eastAsia"/>
+              </w:rPr>
+              <w:t>创建索引</w:t>
+            </w:r>
+            <w:r>
+              <w:t>l_orderkey</w:t>
+            </w:r>
+          </w:p>
+          <w:p>
+            <w:pPr>
+              <w:pStyle w:val="ListParagraph"/>
+              <w:numPr>
+                <w:ilvl w:val="0"/>
+                <w:numId w:val="3"/>
+              </w:numPr>
+              <w:ind w:firstLineChars="0"/>
+              <w:rPr>
+                <w:rFonts w:hint="eastAsia"/>
+              </w:rPr>
+            </w:pPr>
+            <w:r>
+              <w:rPr>
+                <w:rFonts w:hint="eastAsia"/>
+              </w:rPr>
+              <w:t>在</w:t>
+            </w:r>
+            <w:r>
+              <w:rPr>
+                <w:rFonts w:hint="eastAsia"/>
+              </w:rPr>
+              <w:t>postgreSQL</w:t>
+            </w:r>
+            <w:r>
+              <w:rPr>
+                <w:rFonts w:hint="eastAsia"/>
+              </w:rPr>
+              <w:t>中创建相应的外表</w:t>
+            </w:r>
+          </w:p>
+          <w:p>
+            <w:pPr>
+              <w:pStyle w:val="ListParagraph"/>
+              <w:numPr>
+                <w:ilvl w:val="0"/>
+                <w:numId w:val="3"/>
+              </w:numPr>
+              <w:ind w:firstLineChars="0"/>
+              <w:rPr>
+                <w:rFonts w:hint="eastAsia"/>
+              </w:rPr>
+            </w:pPr>
+            <w:r>
+              <w:rPr>
+                <w:rFonts w:hint="eastAsia"/>
+              </w:rPr>
+              <w:t>导入大量数据</w:t>
+            </w:r>
+          </w:p>
+          <w:p>
+            <w:pPr>
+              <w:pStyle w:val="ListParagraph"/>
+              <w:numPr>
+                <w:ilvl w:val="0"/>
+                <w:numId w:val="3"/>
+              </w:numPr>
+              <w:ind w:firstLineChars="0"/>
+            </w:pPr>
+            <w:r>
+              <w:rPr>
+                <w:rFonts w:hint="eastAsia"/>
+              </w:rPr>
+              <w:t>执行</w:t>
+            </w:r>
+            <w:r>
+              <w:rPr>
+                <w:rFonts w:hint="eastAsia"/>
+              </w:rPr>
+              <w:t>sql(</w:t>
+            </w:r>
+            <w:r>
+              <w:rPr>
+                <w:sz w:val="18"/>
+              </w:rPr>
+              <w:t>explain analyze select count(*) from (select o_orderkey from  orders where o_custkey=28547) AS T, lineitem as l where T.o_orderkey=l.l_orderkey;</w:t>
+            </w:r>
+            <w:r>
+              <w:rPr>
+                <w:rFonts w:hint="eastAsia"/>
+              </w:rPr>
+              <w:t>)</w:t>
+            </w:r>
           </w:p>
         </w:tc>
         <w:tc>
@@ -1305,6 +1415,36 @@
             <w:pPr>
               <w:ind w:left="0"/>
             </w:pPr>
+            <w:r>
+              <w:rPr>
+                <w:rFonts w:hint="eastAsia"/>
+              </w:rPr>
+              <w:t>执行计划为</w:t>
+            </w:r>
+            <w:r>
+              <w:rPr>
+                <w:rFonts w:hint="eastAsia"/>
+              </w:rPr>
+              <w:t>NLjoin</w:t>
+            </w:r>
+            <w:r>
+              <w:rPr>
+                <w:rFonts w:hint="eastAsia"/>
+              </w:rPr>
+              <w:t>，且可以使用</w:t>
+            </w:r>
+            <w:r>
+              <w:rPr>
+                <w:rFonts w:hint="eastAsia"/>
+              </w:rPr>
+              <w:t>SequoiaDB</w:t>
+            </w:r>
+            <w:r>
+              <w:rPr>
+                <w:rFonts w:hint="eastAsia"/>
+              </w:rPr>
+              <w:t>的索引</w:t>
+            </w:r>
           </w:p>
         </w:tc>
       </w:tr>
